--- a/bank/task_04/variant_52.docx
+++ b/bank/task_04/variant_52.docx
@@ -5,17 +5,14 @@
     <w:p>
       <w:pPr>
         <w:pStyle w:val="ds-markdown-paragraph"/>
-        <w:spacing w:after="0" w:afterAutospacing="0"/>
+        <w:spacing w:before="0" w:after="0" w:afterAutospacing="0"/>
         <w:ind w:left="360"/>
-        <w:jc w:val="both"/>
         <w:rPr>
-          <w:rFonts w:ascii="Cambria Math" w:hAnsi="Cambria Math" w:cs="Segoe UI"/>
           <w:szCs w:val="28"/>
         </w:rPr>
       </w:pPr>
       <w:r>
         <w:rPr>
-          <w:rFonts w:ascii="Cambria Math" w:hAnsi="Cambria Math" w:cs="Segoe UI"/>
           <w:bCs/>
           <w:szCs w:val="28"/>
         </w:rPr>
@@ -23,7 +20,6 @@
       </w:r>
       <w:r>
         <w:rPr>
-          <w:rFonts w:ascii="Cambria Math" w:hAnsi="Cambria Math" w:cs="Segoe UI"/>
           <w:szCs w:val="28"/>
         </w:rPr>
         <w:t>Из объявления фирмы, проводящей обучающие семинары: «Стоимость участия в семинаре — 2800 р. с человека. Группам от организаций предоставляются скидки: от 4 до 10 человек — 5%; более 10 человек — 12%. Сколько рублей должна заплатить организация, направившая на семинар группу из 10 человек?</w:t>
@@ -31,24 +27,15 @@
     </w:p>
     <w:p>
       <w:pPr>
-        <w:jc w:val="both"/>
         <w:rPr>
-          <w:rFonts w:ascii="Cambria Math" w:hAnsi="Cambria Math"/>
-          <w:sz w:val="24"/>
           <w:szCs w:val="28"/>
         </w:rPr>
       </w:pPr>
     </w:p>
-    <w:p>
-      <w:pPr>
-        <w:rPr>
-          <w:sz w:val="24"/>
-        </w:rPr>
-      </w:pPr>
-    </w:p>
+    <w:p/>
     <w:sectPr>
       <w:pgSz w:w="11906" w:h="16838"/>
-      <w:pgMar w:top="1134" w:right="850" w:bottom="1134" w:left="1701" w:header="708" w:footer="708" w:gutter="0"/>
+      <w:pgMar w:top="850" w:right="850" w:bottom="850" w:left="850" w:header="708" w:footer="708" w:gutter="0"/>
       <w:cols w:space="708"/>
       <w:docGrid w:linePitch="360"/>
     </w:sectPr>
@@ -454,6 +441,14 @@
   <w:style w:type="paragraph" w:default="1" w:styleId="a">
     <w:name w:val="Normal"/>
     <w:qFormat/>
+    <w:pPr>
+      <w:spacing w:after="0" w:line="240" w:lineRule="auto"/>
+      <w:jc w:val="both"/>
+    </w:pPr>
+    <w:rPr>
+      <w:rFonts w:ascii="Times New Roman" w:hAnsi="Times New Roman" w:cs="Times New Roman"/>
+      <w:sz w:val="24"/>
+    </w:rPr>
   </w:style>
   <w:style w:type="character" w:default="1" w:styleId="a0">
     <w:name w:val="Default Paragraph Font"/>
@@ -487,11 +482,10 @@
     <w:basedOn w:val="a"/>
     <w:rsid w:val="00645F81"/>
     <w:pPr>
-      <w:spacing w:before="100" w:beforeAutospacing="1" w:after="100" w:afterAutospacing="1" w:line="240" w:lineRule="auto"/>
+      <w:spacing w:before="100" w:beforeAutospacing="1" w:after="100" w:afterAutospacing="1"/>
     </w:pPr>
     <w:rPr>
-      <w:rFonts w:ascii="Times New Roman" w:eastAsia="Times New Roman" w:hAnsi="Times New Roman" w:cs="Times New Roman"/>
-      <w:sz w:val="24"/>
+      <w:rFonts w:eastAsia="Times New Roman"/>
       <w:szCs w:val="24"/>
       <w:lang w:eastAsia="ru-RU"/>
     </w:rPr>
